--- a/paper3_asoc/paper3_decision_focused_vpp_reproducibility_package/manuscript/paper_3_asoc_data_code_availability_pack.docx
+++ b/paper3_asoc/paper3_decision_focused_vpp_reproducibility_package/manuscript/paper_3_asoc_data_code_availability_pack.docx
@@ -94,7 +94,7 @@
         <w:pStyle w:val="ListBullet"/>
       </w:pPr>
       <w:r>
-        <w:t>Commit: 69a3fc05b02ef27686bd9bd1ca422096c21f21a2</w:t>
+        <w:t>Commit traceability: see the GitHub release receipt and repository history for the exact commit state used by the current pre-DOI release asset.</w:t>
       </w:r>
     </w:p>
     <w:p>
